--- a/06_산출물_문서/3계층_지침서/WI-801-01_제조공정_표준_작업지침서.docx
+++ b/06_산출물_문서/3계층_지침서/WI-801-01_제조공정_표준_작업지침서.docx
@@ -270,11 +270,11 @@
     </w:p>
     <w:tbl>
       <w:tblPr>
-        <w:tblW w:w="8788" w:type="dxa"/>
         <w:tblCellMar>
           <w:left w:w="108" w:type="dxa"/>
           <w:right w:w="108" w:type="dxa"/>
         </w:tblCellMar>
+        <w:tblW w:w="8788" w:type="dxa"/>
         <w:tblBorders>
           <w:top w:val="single" w:sz="4" w:color="2E74B5" w:space="0"/>
           <w:left w:val="single" w:sz="4" w:color="2E74B5" w:space="0"/>
@@ -294,13 +294,13 @@
         <w:tc>
           <w:tcPr>
             <w:tcW w:w="1500" w:type="dxa"/>
-            <w:shd w:val="clear" w:color="auto" w:fill="D9D9D9"/>
             <w:tcMar>
               <w:top w:w="60" w:type="dxa"/>
               <w:left w:w="120" w:type="dxa"/>
               <w:bottom w:w="60" w:type="dxa"/>
               <w:right w:w="120" w:type="dxa"/>
             </w:tcMar>
+            <w:shd w:val="clear" w:color="auto" w:fill="DEEAF1"/>
           </w:tcPr>
           <w:p>
             <w:pPr>
@@ -320,13 +320,13 @@
         <w:tc>
           <w:tcPr>
             <w:tcW w:w="2800" w:type="dxa"/>
-            <w:shd w:val="clear" w:color="auto" w:fill="D9D9D9"/>
             <w:tcMar>
               <w:top w:w="60" w:type="dxa"/>
               <w:left w:w="120" w:type="dxa"/>
               <w:bottom w:w="60" w:type="dxa"/>
               <w:right w:w="120" w:type="dxa"/>
             </w:tcMar>
+            <w:shd w:val="clear" w:color="auto" w:fill="DEEAF1"/>
           </w:tcPr>
           <w:p>
             <w:pPr>
@@ -346,13 +346,13 @@
         <w:tc>
           <w:tcPr>
             <w:tcW w:w="2000" w:type="dxa"/>
-            <w:shd w:val="clear" w:color="auto" w:fill="D9D9D9"/>
             <w:tcMar>
               <w:top w:w="60" w:type="dxa"/>
               <w:left w:w="120" w:type="dxa"/>
               <w:bottom w:w="60" w:type="dxa"/>
               <w:right w:w="120" w:type="dxa"/>
             </w:tcMar>
+            <w:shd w:val="clear" w:color="auto" w:fill="DEEAF1"/>
           </w:tcPr>
           <w:p>
             <w:pPr>
@@ -372,13 +372,13 @@
         <w:tc>
           <w:tcPr>
             <w:tcW w:w="2488" w:type="dxa"/>
-            <w:shd w:val="clear" w:color="auto" w:fill="D9D9D9"/>
             <w:tcMar>
               <w:top w:w="60" w:type="dxa"/>
               <w:left w:w="120" w:type="dxa"/>
               <w:bottom w:w="60" w:type="dxa"/>
               <w:right w:w="120" w:type="dxa"/>
             </w:tcMar>
+            <w:shd w:val="clear" w:color="auto" w:fill="DEEAF1"/>
           </w:tcPr>
           <w:p>
             <w:pPr>
@@ -1085,64 +1085,6 @@
         </w:trPr>
         <w:tc>
           <w:tcPr>
-            <w:tcW w:w="2460" w:type="dxa"/>
-            <w:tcMar>
-              <w:top w:w="60" w:type="dxa"/>
-              <w:left w:w="120" w:type="dxa"/>
-              <w:bottom w:w="60" w:type="dxa"/>
-              <w:right w:w="120" w:type="dxa"/>
-            </w:tcMar>
-            <w:shd w:val="clear" w:color="auto" w:fill="DEEAF1"/>
-          </w:tcPr>
-          <w:p>
-            <w:pPr>
-              <w:pStyle w:val="Compact"/>
-              <w:wordWrap w:val="1"/>
-            </w:pPr>
-            <w:r>
-              <w:t xml:space="preserve">문서번호</w:t>
-            </w:r>
-          </w:p>
-        </w:tc>
-        <w:tc>
-          <w:tcPr>
-            <w:tcW w:w="6328" w:type="dxa"/>
-            <w:tcMar>
-              <w:top w:w="60" w:type="dxa"/>
-              <w:left w:w="120" w:type="dxa"/>
-              <w:bottom w:w="60" w:type="dxa"/>
-              <w:right w:w="120" w:type="dxa"/>
-            </w:tcMar>
-            <w:shd w:val="clear" w:color="auto" w:fill="DEEAF1"/>
-          </w:tcPr>
-          <w:p>
-            <w:pPr>
-              <w:pStyle w:val="Compact"/>
-              <w:wordWrap w:val="1"/>
-            </w:pPr>
-            <w:r>
-              <w:t xml:space="preserve">문서명</w:t>
-            </w:r>
-          </w:p>
-        </w:tc>
-      </w:tr>
-      <w:tr>
-        <w:tc>
-          <w:tcPr>
-            <w:tcW w:w="2460" w:type="dxa"/>
-          </w:tcPr>
-          <w:p>
-            <w:pPr>
-              <w:pStyle w:val="Compact"/>
-            </w:pPr>
-            <w:r>
-              <w:t xml:space="preserve">QP-810</w:t>
-            </w:r>
-          </w:p>
-        </w:tc>
-        <w:tc>
-          <w:tcPr>
-            <w:tcW w:w="6328" w:type="dxa"/>
             <w:tcMar>
               <w:top w:w="60" w:type="dxa"/>
               <w:left w:w="120" w:type="dxa"/>
@@ -1156,20 +1098,7 @@
               <w:wordWrap w:val="1"/>
             </w:pPr>
             <w:r>
-              <w:t xml:space="preserve">생산/서비스 제공 관리 절차서</w:t>
-            </w:r>
-          </w:p>
-        </w:tc>
-      </w:tr>
-      <w:tr>
-        <w:tc>
-          <w:tcPr/>
-          <w:p>
-            <w:pPr>
-              <w:pStyle w:val="Compact"/>
-            </w:pPr>
-            <w:r>
-              <w:t xml:space="preserve">QP-816</w:t>
+              <w:t xml:space="preserve">문서번호</w:t>
             </w:r>
           </w:p>
         </w:tc>
@@ -1188,7 +1117,7 @@
               <w:wordWrap w:val="1"/>
             </w:pPr>
             <w:r>
-              <w:t xml:space="preserve">변경 관리 절차서</w:t>
+              <w:t xml:space="preserve">문서명</w:t>
             </w:r>
           </w:p>
         </w:tc>
@@ -1201,130 +1130,10 @@
               <w:pStyle w:val="Compact"/>
             </w:pPr>
             <w:r>
-              <w:t xml:space="preserve">QP-812</w:t>
-            </w:r>
-          </w:p>
-        </w:tc>
-        <w:tc>
-          <w:tcPr>
-            <w:tcW w:w="6328" w:type="dxa"/>
-          </w:tcPr>
-          <w:p>
-            <w:pPr>
-              <w:pStyle w:val="Compact"/>
-            </w:pPr>
-            <w:r>
-              <w:t xml:space="preserve">식별 및 추적성 관리 절차서</w:t>
-            </w:r>
-          </w:p>
-        </w:tc>
-      </w:tr>
-      <w:tr>
-        <w:tc>
-          <w:tcPr>
-            <w:tcW w:w="2460" w:type="dxa"/>
-            <w:tcMar>
-              <w:top w:w="60" w:type="dxa"/>
-              <w:left w:w="120" w:type="dxa"/>
-              <w:bottom w:w="60" w:type="dxa"/>
-              <w:right w:w="120" w:type="dxa"/>
-            </w:tcMar>
-          </w:tcPr>
-          <w:p>
-            <w:pPr>
-              <w:pStyle w:val="Compact"/>
-              <w:wordWrap w:val="1"/>
-            </w:pPr>
-            <w:r>
-              <w:t xml:space="preserve">WI-FOD-01</w:t>
-            </w:r>
-          </w:p>
-        </w:tc>
-        <w:tc>
-          <w:tcPr/>
-          <w:p>
-            <w:pPr>
-              <w:pStyle w:val="Compact"/>
-            </w:pPr>
-            <w:r>
-              <w:t xml:space="preserve">FOD 방지 관리 지침서</w:t>
-            </w:r>
-          </w:p>
-        </w:tc>
-      </w:tr>
-      <w:tr>
-        <w:tc>
-          <w:tcPr/>
-          <w:p>
-            <w:pPr>
-              <w:pStyle w:val="Compact"/>
-            </w:pPr>
-            <w:r>
-              <w:t xml:space="preserve">QF-810-01</w:t>
-            </w:r>
-          </w:p>
-        </w:tc>
-        <w:tc>
-          <w:tcPr/>
-          <w:p>
-            <w:pPr>
-              <w:pStyle w:val="Compact"/>
-            </w:pPr>
-            <w:r>
-              <w:t xml:space="preserve">작업일보 양식</w:t>
-            </w:r>
-          </w:p>
-        </w:tc>
-      </w:tr>
-      <w:tr>
-        <w:tc>
-          <w:tcPr/>
-          <w:p>
-            <w:pPr>
-              <w:pStyle w:val="Compact"/>
-            </w:pPr>
-            <w:r>
-              <w:t xml:space="preserve">QF-810-02</w:t>
-            </w:r>
-          </w:p>
-        </w:tc>
-        <w:tc>
-          <w:tcPr/>
-          <w:p>
-            <w:pPr>
-              <w:pStyle w:val="Compact"/>
-            </w:pPr>
-            <w:r>
-              <w:t xml:space="preserve">초품 검사 기록서</w:t>
-            </w:r>
-          </w:p>
-        </w:tc>
-      </w:tr>
-      <w:tr>
-        <w:tc>
-          <w:tcPr/>
-          <w:p>
-            <w:pPr>
-              <w:pStyle w:val="Compact"/>
-            </w:pPr>
-            <w:r>
-              <w:t xml:space="preserve">ISO. IATF 문서 폴더 23</w:t>
-            </w:r>
-          </w:p>
-        </w:tc>
-        <w:tc>
-          <w:tcPr/>
-          <w:p>
-            <w:pPr>
-              <w:pStyle w:val="Compact"/>
-            </w:pPr>
-            <w:r>
-              <w:t xml:space="preserve">라인 셋업 절차 (참조)</w:t>
-            </w:r>
-          </w:p>
-        </w:tc>
-      </w:tr>
-      <w:tr>
+              <w:t xml:space="preserve">QP-810</w:t>
+            </w:r>
+          </w:p>
+        </w:tc>
         <w:tc>
           <w:tcPr>
             <w:tcMar>
@@ -1340,7 +1149,20 @@
               <w:wordWrap w:val="1"/>
             </w:pPr>
             <w:r>
-              <w:t xml:space="preserve">ISO. IATF 문서 폴더 16</w:t>
+              <w:t xml:space="preserve">생산/서비스 제공 관리 절차서</w:t>
+            </w:r>
+          </w:p>
+        </w:tc>
+      </w:tr>
+      <w:tr>
+        <w:tc>
+          <w:tcPr/>
+          <w:p>
+            <w:pPr>
+              <w:pStyle w:val="Compact"/>
+            </w:pPr>
+            <w:r>
+              <w:t xml:space="preserve">QP-816</w:t>
             </w:r>
           </w:p>
         </w:tc>
@@ -1357,6 +1179,150 @@
             <w:pPr>
               <w:pStyle w:val="Compact"/>
               <w:wordWrap w:val="1"/>
+            </w:pPr>
+            <w:r>
+              <w:t xml:space="preserve">변경 관리 절차서</w:t>
+            </w:r>
+          </w:p>
+        </w:tc>
+      </w:tr>
+      <w:tr>
+        <w:tc>
+          <w:tcPr/>
+          <w:p>
+            <w:pPr>
+              <w:pStyle w:val="Compact"/>
+            </w:pPr>
+            <w:r>
+              <w:t xml:space="preserve">QP-812</w:t>
+            </w:r>
+          </w:p>
+        </w:tc>
+        <w:tc>
+          <w:tcPr/>
+          <w:p>
+            <w:pPr>
+              <w:pStyle w:val="Compact"/>
+            </w:pPr>
+            <w:r>
+              <w:t xml:space="preserve">식별 및 추적성 관리 절차서</w:t>
+            </w:r>
+          </w:p>
+        </w:tc>
+      </w:tr>
+      <w:tr>
+        <w:tc>
+          <w:tcPr/>
+          <w:p>
+            <w:pPr>
+              <w:pStyle w:val="Compact"/>
+            </w:pPr>
+            <w:r>
+              <w:t xml:space="preserve">WI-FOD-01</w:t>
+            </w:r>
+          </w:p>
+        </w:tc>
+        <w:tc>
+          <w:tcPr/>
+          <w:p>
+            <w:pPr>
+              <w:pStyle w:val="Compact"/>
+            </w:pPr>
+            <w:r>
+              <w:t xml:space="preserve">FOD 방지 관리 지침서</w:t>
+            </w:r>
+          </w:p>
+        </w:tc>
+      </w:tr>
+      <w:tr>
+        <w:tc>
+          <w:tcPr/>
+          <w:p>
+            <w:pPr>
+              <w:pStyle w:val="Compact"/>
+            </w:pPr>
+            <w:r>
+              <w:t xml:space="preserve">QF-810-01</w:t>
+            </w:r>
+          </w:p>
+        </w:tc>
+        <w:tc>
+          <w:tcPr/>
+          <w:p>
+            <w:pPr>
+              <w:pStyle w:val="Compact"/>
+            </w:pPr>
+            <w:r>
+              <w:t xml:space="preserve">작업일보 양식</w:t>
+            </w:r>
+          </w:p>
+        </w:tc>
+      </w:tr>
+      <w:tr>
+        <w:tc>
+          <w:tcPr/>
+          <w:p>
+            <w:pPr>
+              <w:pStyle w:val="Compact"/>
+            </w:pPr>
+            <w:r>
+              <w:t xml:space="preserve">QF-810-02</w:t>
+            </w:r>
+          </w:p>
+        </w:tc>
+        <w:tc>
+          <w:tcPr/>
+          <w:p>
+            <w:pPr>
+              <w:pStyle w:val="Compact"/>
+            </w:pPr>
+            <w:r>
+              <w:t xml:space="preserve">초품 검사 기록서</w:t>
+            </w:r>
+          </w:p>
+        </w:tc>
+      </w:tr>
+      <w:tr>
+        <w:tc>
+          <w:tcPr/>
+          <w:p>
+            <w:pPr>
+              <w:pStyle w:val="Compact"/>
+            </w:pPr>
+            <w:r>
+              <w:t xml:space="preserve">ISO. IATF 문서 폴더 23</w:t>
+            </w:r>
+          </w:p>
+        </w:tc>
+        <w:tc>
+          <w:tcPr/>
+          <w:p>
+            <w:pPr>
+              <w:pStyle w:val="Compact"/>
+            </w:pPr>
+            <w:r>
+              <w:t xml:space="preserve">라인 셋업 절차 (참조)</w:t>
+            </w:r>
+          </w:p>
+        </w:tc>
+      </w:tr>
+      <w:tr>
+        <w:tc>
+          <w:tcPr/>
+          <w:p>
+            <w:pPr>
+              <w:pStyle w:val="Compact"/>
+            </w:pPr>
+            <w:r>
+              <w:t xml:space="preserve">ISO. IATF 문서 폴더 16</w:t>
+            </w:r>
+          </w:p>
+        </w:tc>
+        <w:tc>
+          <w:tcPr/>
+          <w:p>
+            <w:pPr>
+              <w:pStyle w:val="Compact"/>
             </w:pPr>
             <w:r>
               <w:t xml:space="preserve">생산계획 (참조)</w:t>
@@ -1400,7 +1366,7 @@
         </w:trPr>
         <w:tc>
           <w:tcPr>
-            <w:tcW w:w="2460" w:type="dxa"/>
+            <w:tcW w:w="3000" w:type="dxa"/>
             <w:tcMar>
               <w:top w:w="60" w:type="dxa"/>
               <w:left w:w="120" w:type="dxa"/>
@@ -1421,7 +1387,7 @@
         </w:tc>
         <w:tc>
           <w:tcPr>
-            <w:tcW w:w="6328" w:type="dxa"/>
+            <w:tcW w:w="5788" w:type="dxa"/>
             <w:tcMar>
               <w:top w:w="60" w:type="dxa"/>
               <w:left w:w="120" w:type="dxa"/>
@@ -1443,21 +1409,19 @@
       </w:tr>
       <w:tr>
         <w:tc>
+          <w:tcPr/>
+          <w:p>
+            <w:pPr>
+              <w:pStyle w:val="Compact"/>
+            </w:pPr>
+            <w:r>
+              <w:t xml:space="preserve">초품(First Article)</w:t>
+            </w:r>
+          </w:p>
+        </w:tc>
+        <w:tc>
           <w:tcPr>
-            <w:tcW w:w="2460" w:type="dxa"/>
-          </w:tcPr>
-          <w:p>
-            <w:pPr>
-              <w:pStyle w:val="Compact"/>
-            </w:pPr>
-            <w:r>
-              <w:t xml:space="preserve">초품(First Article)</w:t>
-            </w:r>
-          </w:p>
-        </w:tc>
-        <w:tc>
-          <w:tcPr>
-            <w:tcW w:w="6328" w:type="dxa"/>
+            <w:tcW w:w="5788" w:type="dxa"/>
             <w:tcMar>
               <w:top w:w="60" w:type="dxa"/>
               <w:left w:w="120" w:type="dxa"/>
@@ -1490,6 +1454,7 @@
         </w:tc>
         <w:tc>
           <w:tcPr>
+            <w:tcW w:w="5788" w:type="dxa"/>
             <w:tcMar>
               <w:top w:w="60" w:type="dxa"/>
               <w:left w:w="120" w:type="dxa"/>
@@ -1521,9 +1486,7 @@
           </w:p>
         </w:tc>
         <w:tc>
-          <w:tcPr>
-            <w:tcW w:w="6328" w:type="dxa"/>
-          </w:tcPr>
+          <w:tcPr/>
           <w:p>
             <w:pPr>
               <w:pStyle w:val="Compact"/>
@@ -1536,8 +1499,19 @@
       </w:tr>
       <w:tr>
         <w:tc>
+          <w:tcPr/>
+          <w:p>
+            <w:pPr>
+              <w:pStyle w:val="Compact"/>
+            </w:pPr>
+            <w:r>
+              <w:t xml:space="preserve">작업지시서(WO)</w:t>
+            </w:r>
+          </w:p>
+        </w:tc>
+        <w:tc>
           <w:tcPr>
-            <w:tcW w:w="2460" w:type="dxa"/>
+            <w:tcW w:w="5788" w:type="dxa"/>
             <w:tcMar>
               <w:top w:w="60" w:type="dxa"/>
               <w:left w:w="120" w:type="dxa"/>
@@ -1551,17 +1525,6 @@
               <w:wordWrap w:val="1"/>
             </w:pPr>
             <w:r>
-              <w:t xml:space="preserve">작업지시서(WO)</w:t>
-            </w:r>
-          </w:p>
-        </w:tc>
-        <w:tc>
-          <w:tcPr/>
-          <w:p>
-            <w:pPr>
-              <w:pStyle w:val="Compact"/>
-            </w:pPr>
-            <w:r>
               <w:t xml:space="preserve">생산 부서에 발행되는 공정별 작업 지시 문서</w:t>
             </w:r>
           </w:p>
@@ -1593,18 +1556,10 @@
       </w:tr>
       <w:tr>
         <w:tc>
-          <w:tcPr>
-            <w:tcMar>
-              <w:top w:w="60" w:type="dxa"/>
-              <w:left w:w="120" w:type="dxa"/>
-              <w:bottom w:w="60" w:type="dxa"/>
-              <w:right w:w="120" w:type="dxa"/>
-            </w:tcMar>
-          </w:tcPr>
-          <w:p>
-            <w:pPr>
-              <w:pStyle w:val="Compact"/>
-              <w:wordWrap w:val="1"/>
+          <w:tcPr/>
+          <w:p>
+            <w:pPr>
+              <w:pStyle w:val="Compact"/>
             </w:pPr>
             <w:r>
               <w:t xml:space="preserve">로트(Lot)</w:t>
@@ -1612,18 +1567,10 @@
           </w:p>
         </w:tc>
         <w:tc>
-          <w:tcPr>
-            <w:tcMar>
-              <w:top w:w="60" w:type="dxa"/>
-              <w:left w:w="120" w:type="dxa"/>
-              <w:bottom w:w="60" w:type="dxa"/>
-              <w:right w:w="120" w:type="dxa"/>
-            </w:tcMar>
-          </w:tcPr>
-          <w:p>
-            <w:pPr>
-              <w:pStyle w:val="Compact"/>
-              <w:wordWrap w:val="1"/>
+          <w:tcPr/>
+          <w:p>
+            <w:pPr>
+              <w:pStyle w:val="Compact"/>
             </w:pPr>
             <w:r>
               <w:t xml:space="preserve">동일 조건에서 생산된 부품 그룹 단위</w:t>
@@ -3251,7 +3198,7 @@
         </w:trPr>
         <w:tc>
           <w:tcPr>
-            <w:tcW w:w="2460" w:type="dxa"/>
+            <w:tcW w:w="1643" w:type="dxa"/>
             <w:tcMar>
               <w:top w:w="60" w:type="dxa"/>
               <w:left w:w="120" w:type="dxa"/>
@@ -3272,7 +3219,7 @@
         </w:tc>
         <w:tc>
           <w:tcPr>
-            <w:tcW w:w="6328" w:type="dxa"/>
+            <w:tcW w:w="7145" w:type="dxa"/>
             <w:tcMar>
               <w:top w:w="60" w:type="dxa"/>
               <w:left w:w="120" w:type="dxa"/>
@@ -3294,21 +3241,19 @@
       </w:tr>
       <w:tr>
         <w:tc>
+          <w:tcPr/>
+          <w:p>
+            <w:pPr>
+              <w:pStyle w:val="Compact"/>
+            </w:pPr>
+            <w:r>
+              <w:t xml:space="preserve">Man</w:t>
+            </w:r>
+          </w:p>
+        </w:tc>
+        <w:tc>
           <w:tcPr>
-            <w:tcW w:w="2460" w:type="dxa"/>
-          </w:tcPr>
-          <w:p>
-            <w:pPr>
-              <w:pStyle w:val="Compact"/>
-            </w:pPr>
-            <w:r>
-              <w:t xml:space="preserve">Man</w:t>
-            </w:r>
-          </w:p>
-        </w:tc>
-        <w:tc>
-          <w:tcPr>
-            <w:tcW w:w="6328" w:type="dxa"/>
+            <w:tcW w:w="7145" w:type="dxa"/>
             <w:tcMar>
               <w:top w:w="60" w:type="dxa"/>
               <w:left w:w="120" w:type="dxa"/>
@@ -3341,6 +3286,7 @@
         </w:tc>
         <w:tc>
           <w:tcPr>
+            <w:tcW w:w="7145" w:type="dxa"/>
             <w:tcMar>
               <w:top w:w="60" w:type="dxa"/>
               <w:left w:w="120" w:type="dxa"/>
@@ -3372,9 +3318,7 @@
           </w:p>
         </w:tc>
         <w:tc>
-          <w:tcPr>
-            <w:tcW w:w="6328" w:type="dxa"/>
-          </w:tcPr>
+          <w:tcPr/>
           <w:p>
             <w:pPr>
               <w:pStyle w:val="Compact"/>
@@ -3387,27 +3331,19 @@
       </w:tr>
       <w:tr>
         <w:tc>
+          <w:tcPr/>
+          <w:p>
+            <w:pPr>
+              <w:pStyle w:val="Compact"/>
+            </w:pPr>
+            <w:r>
+              <w:t xml:space="preserve">Method</w:t>
+            </w:r>
+          </w:p>
+        </w:tc>
+        <w:tc>
           <w:tcPr>
-            <w:tcW w:w="2460" w:type="dxa"/>
-            <w:tcMar>
-              <w:top w:w="60" w:type="dxa"/>
-              <w:left w:w="120" w:type="dxa"/>
-              <w:bottom w:w="60" w:type="dxa"/>
-              <w:right w:w="120" w:type="dxa"/>
-            </w:tcMar>
-          </w:tcPr>
-          <w:p>
-            <w:pPr>
-              <w:pStyle w:val="Compact"/>
-              <w:wordWrap w:val="1"/>
-            </w:pPr>
-            <w:r>
-              <w:t xml:space="preserve">Method</w:t>
-            </w:r>
-          </w:p>
-        </w:tc>
-        <w:tc>
-          <w:tcPr>
+            <w:tcW w:w="7145" w:type="dxa"/>
             <w:tcMar>
               <w:top w:w="60" w:type="dxa"/>
               <w:left w:w="120" w:type="dxa"/>
@@ -4236,8 +4172,8 @@
     <w:rPrDefault>
       <w:rPr>
         <w:rFonts w:asciiTheme="minorHAnsi" w:cstheme="minorBidi" w:eastAsiaTheme="minorEastAsia" w:hAnsiTheme="minorHAnsi"/>
-        <w:sz w:val="24"/>
-        <w:szCs w:val="24"/>
+        <w:sz w:val="20"/>
+        <w:szCs w:val="20"/>
         <w:lang w:bidi="ar-SA" w:eastAsia="zh-CN" w:val="en-US"/>
       </w:rPr>
     </w:rPrDefault>
@@ -4305,8 +4241,8 @@
     </w:pPr>
     <w:rPr>
       <w:rFonts w:asciiTheme="majorHAnsi" w:cstheme="majorBidi" w:eastAsiaTheme="majorEastAsia" w:hAnsiTheme="majorHAnsi"/>
-      <w:sz w:val="56"/>
-      <w:szCs w:val="56"/>
+      <w:sz w:val="44"/>
+      <w:szCs w:val="44"/>
     </w:rPr>
   </w:style>
   <w:style w:customStyle="1" w:styleId="TitleChar" w:type="character">
@@ -4317,8 +4253,8 @@
     <w:rsid w:val="00A10FD9"/>
     <w:rPr>
       <w:rFonts w:asciiTheme="majorHAnsi" w:cstheme="majorBidi" w:eastAsiaTheme="majorEastAsia" w:hAnsiTheme="majorHAnsi"/>
-      <w:sz w:val="56"/>
-      <w:szCs w:val="56"/>
+      <w:sz w:val="44"/>
+      <w:szCs w:val="44"/>
     </w:rPr>
   </w:style>
   <w:style w:styleId="Subtitle" w:type="paragraph">
@@ -4440,8 +4376,8 @@
     <w:rPr>
       <w:rFonts w:asciiTheme="majorHAnsi" w:cstheme="majorBidi" w:eastAsiaTheme="majorEastAsia" w:hAnsiTheme="majorHAnsi"/>
       <w:color w:themeColor="accent1" w:themeShade="BF" w:val="0F4761"/>
-      <w:sz w:val="40"/>
-      <w:szCs w:val="40"/>
+      <w:sz w:val="32"/>
+      <w:szCs w:val="32"/>
     </w:rPr>
   </w:style>
   <w:style w:styleId="Heading2" w:type="paragraph">
@@ -4631,8 +4567,8 @@
     <w:rPr>
       <w:rFonts w:asciiTheme="majorHAnsi" w:cstheme="majorBidi" w:eastAsiaTheme="majorEastAsia" w:hAnsiTheme="majorHAnsi"/>
       <w:color w:themeColor="accent1" w:themeShade="BF" w:val="0F4761"/>
-      <w:sz w:val="40"/>
-      <w:szCs w:val="40"/>
+      <w:sz w:val="32"/>
+      <w:szCs w:val="32"/>
     </w:rPr>
   </w:style>
   <w:style w:customStyle="1" w:styleId="Heading2Char" w:type="character">
